--- a/Analytics_Version_Selector.docx
+++ b/Analytics_Version_Selector.docx
@@ -665,7 +665,7 @@
                 <w:sz w:val="19"/>
                 <w:szCs w:val="19"/>
               </w:rPr>
-              <w:t xml:space="preserve">Analytics_AB_Testing_Guidebook_CTWA_Leads.docx</w:t>
+              <w:t xml:space="preserve">Analytics_AB_Testing_Guidebook_CTWA_Leads_v2.docx</w:t>
             </w:r>
           </w:p>
         </w:tc>
@@ -2024,7 +2024,7 @@
                 <w:sz w:val="19"/>
                 <w:szCs w:val="19"/>
               </w:rPr>
-              <w:t xml:space="preserve">1 lapis (internal saja, tanpa PostHog)</w:t>
+              <w:t xml:space="preserve">2 lapis (internal + PostHog opsional)</w:t>
             </w:r>
           </w:p>
         </w:tc>
@@ -2104,7 +2104,7 @@
                 <w:sz w:val="19"/>
                 <w:szCs w:val="19"/>
               </w:rPr>
-              <w:t xml:space="preserve">Rekomendasi kuat kalau traffic dari Meta Ads, bukan wajib</w:t>
+              <w:t xml:space="preserve">Wajib dipasang</w:t>
             </w:r>
           </w:p>
         </w:tc>
@@ -2212,7 +2212,7 @@
                 <w:sz w:val="19"/>
                 <w:szCs w:val="19"/>
               </w:rPr>
-              <w:t xml:space="preserve">Definisi "Engaged"</w:t>
+              <w:t xml:space="preserve">Definisi "Engaged" (standar)</w:t>
             </w:r>
           </w:p>
         </w:tc>
@@ -2238,7 +2238,7 @@
                 <w:sz w:val="19"/>
                 <w:szCs w:val="19"/>
               </w:rPr>
-              <w:t xml:space="preserve">AND — butuh dwell DAN scroll, ATAU funnel action</w:t>
+              <w:t xml:space="preserve">OR — dwell, scroll, atau funnel action (salah satu saja)</w:t>
             </w:r>
           </w:p>
         </w:tc>
@@ -2264,7 +2264,7 @@
                 <w:sz w:val="19"/>
                 <w:szCs w:val="19"/>
               </w:rPr>
-              <w:t xml:space="preserve">OR — cukup salah satu dari dwell, scroll, atau funnel action</w:t>
+              <w:t xml:space="preserve">OR — dwell, scroll, atau funnel action (salah satu saja)</w:t>
             </w:r>
           </w:p>
         </w:tc>
@@ -2318,7 +2318,7 @@
                 <w:sz w:val="19"/>
                 <w:szCs w:val="19"/>
               </w:rPr>
-              <w:t xml:space="preserve">Manual — panggil useSectionView(id) di tiap komponen section</w:t>
+              <w:t xml:space="preserve">Otomatis — useSectionTracking() sekali di halaman, auto-scan semua &lt;section id&gt;</w:t>
             </w:r>
           </w:p>
         </w:tc>
@@ -2424,7 +2424,7 @@
                 <w:sz w:val="19"/>
                 <w:szCs w:val="19"/>
               </w:rPr>
-              <w:t xml:space="preserve">30 file</w:t>
+              <w:t xml:space="preserve">34 file</w:t>
             </w:r>
           </w:p>
         </w:tc>
@@ -2432,7 +2432,7 @@
     </w:tbl>
     <w:p>
       <w:pPr>
-        <w:spacing w:after="200"/>
+        <w:spacing w:after="160"/>
       </w:pPr>
     </w:p>
     <w:p>
@@ -2457,7 +2457,7 @@
           <w:sz w:val="20"/>
           <w:szCs w:val="20"/>
         </w:rPr>
-        <w:t xml:space="preserve">✓  Dua-duanya sama-sama sudah production-ready</w:t>
+        <w:t xml:space="preserve">✓  Satu istilah yang perlu diketahui: "Form Start"</w:t>
       </w:r>
     </w:p>
     <w:p>
@@ -2480,6 +2480,64 @@
           <w:sz w:val="20"/>
           <w:szCs w:val="20"/>
         </w:rPr>
+        <w:t xml:space="preserve">Guidebook Versi Payment (PBM) menyebut tahap "user mulai mengisi form" sebagai form_start (fungsi trackFormStart()) — ini nama funnel-stage internal, berbeda dari nama event Meta Pixel "InitiateCheckout" yang fire belakangan saat form disubmit. Istilah "Form Start" ini spesifik untuk Versi Payment (PBM) karena hanya versi itu yang punya form; Versi CTWA (Fullbright) tidak punya konsep ini sama sekali karena tidak ada form di halamannya.</w:t>
+      </w:r>
+    </w:p>
+    <w:p>
+      <w:pPr>
+        <w:spacing w:after="140"/>
+      </w:pPr>
+    </w:p>
+    <w:p>
+      <w:pPr>
+        <w:spacing w:after="120"/>
+      </w:pPr>
+    </w:p>
+    <w:p>
+      <w:pPr>
+        <w:keepNext/>
+        <w:keepLines/>
+        <w:pBdr>
+          <w:top w:val="single" w:color="E8F5E9" w:sz="2"/>
+          <w:bottom w:val="single" w:color="E8F5E9" w:sz="2"/>
+          <w:left w:val="single" w:color="4CAF50" w:sz="24" w:space="8"/>
+          <w:right w:val="single" w:color="E8F5E9" w:sz="2"/>
+        </w:pBdr>
+        <w:shd w:fill="E8F5E9" w:val="clear"/>
+        <w:spacing w:after="20" w:before="60"/>
+        <w:ind w:left="160"/>
+      </w:pPr>
+      <w:r>
+        <w:rPr>
+          <w:b/>
+          <w:bCs/>
+          <w:color w:val="262626"/>
+          <w:sz w:val="20"/>
+          <w:szCs w:val="20"/>
+        </w:rPr>
+        <w:t xml:space="preserve">✓  Dua-duanya sama-sama sudah production-ready</w:t>
+      </w:r>
+    </w:p>
+    <w:p>
+      <w:pPr>
+        <w:keepNext w:val="false"/>
+        <w:keepLines/>
+        <w:pBdr>
+          <w:top w:val="single" w:color="E8F5E9" w:sz="2"/>
+          <w:bottom w:val="single" w:color="E8F5E9" w:sz="2"/>
+          <w:left w:val="single" w:color="4CAF50" w:sz="24" w:space="8"/>
+          <w:right w:val="single" w:color="E8F5E9" w:sz="2"/>
+        </w:pBdr>
+        <w:shd w:fill="E8F5E9" w:val="clear"/>
+        <w:spacing w:after="60" w:before="0"/>
+        <w:ind w:left="160"/>
+      </w:pPr>
+      <w:r>
+        <w:rPr>
+          <w:color w:val="3a3a3a"/>
+          <w:sz w:val="20"/>
+          <w:szCs w:val="20"/>
+        </w:rPr>
         <w:t xml:space="preserve">Ini bukan perbandingan "mana yang lebih bagus" — keduanya sudah dipakai dan berjalan di project masing-masing. Perbedaan di atas murni karena kebutuhan bisnisnya beda, bukan karena salah satu versi lebih baru atau lebih matang dari yang lain.</w:t>
       </w:r>
     </w:p>
@@ -2626,7 +2684,7 @@
           <w:sz w:val="21"/>
           <w:szCs w:val="21"/>
         </w:rPr>
-        <w:t xml:space="preserve">Buka file Analytics_AB_Testing_Guidebook_CTWA_Leads.docx di folder project-fullbright.</w:t>
+        <w:t xml:space="preserve">Buka file Analytics_AB_Testing_Guidebook_CTWA_Leads_v2.docx di folder project-fullbright.</w:t>
       </w:r>
     </w:p>
     <w:p>
@@ -2661,6 +2719,23 @@
           <w:szCs w:val="21"/>
         </w:rPr>
         <w:t xml:space="preserve">Kalau landing page-mu punya opsi "Bayar Langsung" ke payment gateway eksternal selain WhatsApp, tetap ikuti guidebook ini — ada bagian khusus opsional untuk kasus itu (Fase 5, bagian "Direct Checkout").</w:t>
+      </w:r>
+    </w:p>
+    <w:p>
+      <w:pPr>
+        <w:pStyle w:val="ListParagraph"/>
+        <w:numPr>
+          <w:ilvl w:val="0"/>
+          <w:numId w:val="2"/>
+        </w:numPr>
+        <w:spacing w:after="60"/>
+      </w:pPr>
+      <w:r>
+        <w:rPr>
+          <w:sz w:val="21"/>
+          <w:szCs w:val="21"/>
+        </w:rPr>
+        <w:t xml:space="preserve">Kalau kamu menemukan file lain bernama Analytics_AB_Testing_Guidebook_CTWA_Leads.docx (tanpa akhiran "_v2") di folder yang sama, itu versi lama yang sudah digantikan — abaikan, pakai yang ada akhiran "_v2".</w:t>
       </w:r>
     </w:p>
     <w:p>
